--- a/tillsyn/A 751-2026 tillsynsbegäran.docx
+++ b/tillsyn/A 751-2026 tillsynsbegäran.docx
@@ -601,7 +601,7 @@
     <w:r>
       <w:tab/>
       <w:tab/>
-      <w:t>2026-01-08</w:t>
+      <w:t>2026-01-09</w:t>
       <w:br/>
       <w:br/>
     </w:r>

--- a/tillsyn/A 751-2026 tillsynsbegäran.docx
+++ b/tillsyn/A 751-2026 tillsynsbegäran.docx
@@ -601,7 +601,7 @@
     <w:r>
       <w:tab/>
       <w:tab/>
-      <w:t>2026-01-09</w:t>
+      <w:t>2026-01-10</w:t>
       <w:br/>
       <w:br/>
     </w:r>

--- a/tillsyn/A 751-2026 tillsynsbegäran.docx
+++ b/tillsyn/A 751-2026 tillsynsbegäran.docx
@@ -601,7 +601,7 @@
     <w:r>
       <w:tab/>
       <w:tab/>
-      <w:t>2026-01-10</w:t>
+      <w:t>2026-01-11</w:t>
       <w:br/>
       <w:br/>
     </w:r>

--- a/tillsyn/A 751-2026 tillsynsbegäran.docx
+++ b/tillsyn/A 751-2026 tillsynsbegäran.docx
@@ -601,7 +601,7 @@
     <w:r>
       <w:tab/>
       <w:tab/>
-      <w:t>2026-01-11</w:t>
+      <w:t>2026-01-12</w:t>
       <w:br/>
       <w:br/>
     </w:r>

--- a/tillsyn/A 751-2026 tillsynsbegäran.docx
+++ b/tillsyn/A 751-2026 tillsynsbegäran.docx
@@ -601,7 +601,7 @@
     <w:r>
       <w:tab/>
       <w:tab/>
-      <w:t>2026-01-12</w:t>
+      <w:t>2026-01-13</w:t>
       <w:br/>
       <w:br/>
     </w:r>

--- a/tillsyn/A 751-2026 tillsynsbegäran.docx
+++ b/tillsyn/A 751-2026 tillsynsbegäran.docx
@@ -601,7 +601,7 @@
     <w:r>
       <w:tab/>
       <w:tab/>
-      <w:t>2026-01-13</w:t>
+      <w:t>2026-01-14</w:t>
       <w:br/>
       <w:br/>
     </w:r>

--- a/tillsyn/A 751-2026 tillsynsbegäran.docx
+++ b/tillsyn/A 751-2026 tillsynsbegäran.docx
@@ -601,7 +601,7 @@
     <w:r>
       <w:tab/>
       <w:tab/>
-      <w:t>2026-01-14</w:t>
+      <w:t>2026-01-15</w:t>
       <w:br/>
       <w:br/>
     </w:r>

--- a/tillsyn/A 751-2026 tillsynsbegäran.docx
+++ b/tillsyn/A 751-2026 tillsynsbegäran.docx
@@ -601,7 +601,7 @@
     <w:r>
       <w:tab/>
       <w:tab/>
-      <w:t>2026-01-15</w:t>
+      <w:t>2026-01-16</w:t>
       <w:br/>
       <w:br/>
     </w:r>

--- a/tillsyn/A 751-2026 tillsynsbegäran.docx
+++ b/tillsyn/A 751-2026 tillsynsbegäran.docx
@@ -601,7 +601,7 @@
     <w:r>
       <w:tab/>
       <w:tab/>
-      <w:t>2026-01-16</w:t>
+      <w:t>2026-01-17</w:t>
       <w:br/>
       <w:br/>
     </w:r>

--- a/tillsyn/A 751-2026 tillsynsbegäran.docx
+++ b/tillsyn/A 751-2026 tillsynsbegäran.docx
@@ -601,7 +601,7 @@
     <w:r>
       <w:tab/>
       <w:tab/>
-      <w:t>2026-01-17</w:t>
+      <w:t>2026-01-18</w:t>
       <w:br/>
       <w:br/>
     </w:r>

--- a/tillsyn/A 751-2026 tillsynsbegäran.docx
+++ b/tillsyn/A 751-2026 tillsynsbegäran.docx
@@ -601,7 +601,7 @@
     <w:r>
       <w:tab/>
       <w:tab/>
-      <w:t>2026-01-18</w:t>
+      <w:t>2026-01-19</w:t>
       <w:br/>
       <w:br/>
     </w:r>

--- a/tillsyn/A 751-2026 tillsynsbegäran.docx
+++ b/tillsyn/A 751-2026 tillsynsbegäran.docx
@@ -601,7 +601,7 @@
     <w:r>
       <w:tab/>
       <w:tab/>
-      <w:t>2026-01-19</w:t>
+      <w:t>2026-01-20</w:t>
       <w:br/>
       <w:br/>
     </w:r>

--- a/tillsyn/A 751-2026 tillsynsbegäran.docx
+++ b/tillsyn/A 751-2026 tillsynsbegäran.docx
@@ -601,7 +601,7 @@
     <w:r>
       <w:tab/>
       <w:tab/>
-      <w:t>2026-01-20</w:t>
+      <w:t>2026-01-21</w:t>
       <w:br/>
       <w:br/>
     </w:r>

--- a/tillsyn/A 751-2026 tillsynsbegäran.docx
+++ b/tillsyn/A 751-2026 tillsynsbegäran.docx
@@ -601,7 +601,7 @@
     <w:r>
       <w:tab/>
       <w:tab/>
-      <w:t>2026-01-21</w:t>
+      <w:t>2026-01-23</w:t>
       <w:br/>
       <w:br/>
     </w:r>

--- a/tillsyn/A 751-2026 tillsynsbegäran.docx
+++ b/tillsyn/A 751-2026 tillsynsbegäran.docx
@@ -601,7 +601,7 @@
     <w:r>
       <w:tab/>
       <w:tab/>
-      <w:t>2026-01-23</w:t>
+      <w:t>2026-01-24</w:t>
       <w:br/>
       <w:br/>
     </w:r>

--- a/tillsyn/A 751-2026 tillsynsbegäran.docx
+++ b/tillsyn/A 751-2026 tillsynsbegäran.docx
@@ -601,7 +601,7 @@
     <w:r>
       <w:tab/>
       <w:tab/>
-      <w:t>2026-01-24</w:t>
+      <w:t>2026-01-25</w:t>
       <w:br/>
       <w:br/>
     </w:r>

--- a/tillsyn/A 751-2026 tillsynsbegäran.docx
+++ b/tillsyn/A 751-2026 tillsynsbegäran.docx
@@ -601,7 +601,7 @@
     <w:r>
       <w:tab/>
       <w:tab/>
-      <w:t>2026-01-25</w:t>
+      <w:t>2026-01-26</w:t>
       <w:br/>
       <w:br/>
     </w:r>

--- a/tillsyn/A 751-2026 tillsynsbegäran.docx
+++ b/tillsyn/A 751-2026 tillsynsbegäran.docx
@@ -601,7 +601,7 @@
     <w:r>
       <w:tab/>
       <w:tab/>
-      <w:t>2026-01-26</w:t>
+      <w:t>2026-01-27</w:t>
       <w:br/>
       <w:br/>
     </w:r>

--- a/tillsyn/A 751-2026 tillsynsbegäran.docx
+++ b/tillsyn/A 751-2026 tillsynsbegäran.docx
@@ -601,7 +601,7 @@
     <w:r>
       <w:tab/>
       <w:tab/>
-      <w:t>2026-01-27</w:t>
+      <w:t>2026-01-28</w:t>
       <w:br/>
       <w:br/>
     </w:r>

--- a/tillsyn/A 751-2026 tillsynsbegäran.docx
+++ b/tillsyn/A 751-2026 tillsynsbegäran.docx
@@ -702,7 +702,7 @@
     <w:r>
       <w:tab/>
       <w:tab/>
-      <w:t>2026-03-01</w:t>
+      <w:t>2026-03-02</w:t>
       <w:br/>
       <w:br/>
     </w:r>

--- a/tillsyn/A 751-2026 tillsynsbegäran.docx
+++ b/tillsyn/A 751-2026 tillsynsbegäran.docx
@@ -702,7 +702,7 @@
     <w:r>
       <w:tab/>
       <w:tab/>
-      <w:t>2026-03-02</w:t>
+      <w:t>2026-03-03</w:t>
       <w:br/>
       <w:br/>
     </w:r>

--- a/tillsyn/A 751-2026 tillsynsbegäran.docx
+++ b/tillsyn/A 751-2026 tillsynsbegäran.docx
@@ -702,7 +702,7 @@
     <w:r>
       <w:tab/>
       <w:tab/>
-      <w:t>2026-03-03</w:t>
+      <w:t>2026-03-04</w:t>
       <w:br/>
       <w:br/>
     </w:r>

--- a/tillsyn/A 751-2026 tillsynsbegäran.docx
+++ b/tillsyn/A 751-2026 tillsynsbegäran.docx
@@ -702,7 +702,7 @@
     <w:r>
       <w:tab/>
       <w:tab/>
-      <w:t>2026-03-04</w:t>
+      <w:t>2026-03-05</w:t>
       <w:br/>
       <w:br/>
     </w:r>

--- a/tillsyn/A 751-2026 tillsynsbegäran.docx
+++ b/tillsyn/A 751-2026 tillsynsbegäran.docx
@@ -702,7 +702,7 @@
     <w:r>
       <w:tab/>
       <w:tab/>
-      <w:t>2026-03-05</w:t>
+      <w:t>2026-03-06</w:t>
       <w:br/>
       <w:br/>
     </w:r>

--- a/tillsyn/A 751-2026 tillsynsbegäran.docx
+++ b/tillsyn/A 751-2026 tillsynsbegäran.docx
@@ -702,7 +702,7 @@
     <w:r>
       <w:tab/>
       <w:tab/>
-      <w:t>2026-03-06</w:t>
+      <w:t>2026-03-07</w:t>
       <w:br/>
       <w:br/>
     </w:r>

--- a/tillsyn/A 751-2026 tillsynsbegäran.docx
+++ b/tillsyn/A 751-2026 tillsynsbegäran.docx
@@ -702,7 +702,7 @@
     <w:r>
       <w:tab/>
       <w:tab/>
-      <w:t>2026-03-07</w:t>
+      <w:t>2026-03-08</w:t>
       <w:br/>
       <w:br/>
     </w:r>

--- a/tillsyn/A 751-2026 tillsynsbegäran.docx
+++ b/tillsyn/A 751-2026 tillsynsbegäran.docx
@@ -702,7 +702,7 @@
     <w:r>
       <w:tab/>
       <w:tab/>
-      <w:t>2026-03-08</w:t>
+      <w:t>2026-03-09</w:t>
       <w:br/>
       <w:br/>
     </w:r>

--- a/tillsyn/A 751-2026 tillsynsbegäran.docx
+++ b/tillsyn/A 751-2026 tillsynsbegäran.docx
@@ -702,7 +702,7 @@
     <w:r>
       <w:tab/>
       <w:tab/>
-      <w:t>2026-03-09</w:t>
+      <w:t>2026-03-10</w:t>
       <w:br/>
       <w:br/>
     </w:r>

--- a/tillsyn/A 751-2026 tillsynsbegäran.docx
+++ b/tillsyn/A 751-2026 tillsynsbegäran.docx
@@ -702,7 +702,7 @@
     <w:r>
       <w:tab/>
       <w:tab/>
-      <w:t>2026-03-10</w:t>
+      <w:t>2026-03-11</w:t>
       <w:br/>
       <w:br/>
     </w:r>

--- a/tillsyn/A 751-2026 tillsynsbegäran.docx
+++ b/tillsyn/A 751-2026 tillsynsbegäran.docx
@@ -702,7 +702,7 @@
     <w:r>
       <w:tab/>
       <w:tab/>
-      <w:t>2026-03-11</w:t>
+      <w:t>2026-03-12</w:t>
       <w:br/>
       <w:br/>
     </w:r>

--- a/tillsyn/A 751-2026 tillsynsbegäran.docx
+++ b/tillsyn/A 751-2026 tillsynsbegäran.docx
@@ -702,7 +702,7 @@
     <w:r>
       <w:tab/>
       <w:tab/>
-      <w:t>2026-03-12</w:t>
+      <w:t>2026-03-13</w:t>
       <w:br/>
       <w:br/>
     </w:r>

--- a/tillsyn/A 751-2026 tillsynsbegäran.docx
+++ b/tillsyn/A 751-2026 tillsynsbegäran.docx
@@ -706,7 +706,7 @@
     <w:r>
       <w:tab/>
       <w:tab/>
-      <w:t>2026-05-16</w:t>
+      <w:t>2026-05-17</w:t>
       <w:br/>
       <w:br/>
     </w:r>

--- a/tillsyn/A 751-2026 tillsynsbegäran.docx
+++ b/tillsyn/A 751-2026 tillsynsbegäran.docx
@@ -706,7 +706,7 @@
     <w:r>
       <w:tab/>
       <w:tab/>
-      <w:t>2026-05-17</w:t>
+      <w:t>2026-05-18</w:t>
       <w:br/>
       <w:br/>
     </w:r>

--- a/tillsyn/A 751-2026 tillsynsbegäran.docx
+++ b/tillsyn/A 751-2026 tillsynsbegäran.docx
@@ -706,7 +706,7 @@
     <w:r>
       <w:tab/>
       <w:tab/>
-      <w:t>2026-05-18</w:t>
+      <w:t>2026-05-19</w:t>
       <w:br/>
       <w:br/>
     </w:r>
